--- a/GKVTransmitter/Information/Schulprojekt.docx
+++ b/GKVTransmitter/Information/Schulprojekt.docx
@@ -3140,7 +3140,7 @@
               <w:rPr>
                 <w:lang w:val="de"/>
               </w:rPr>
-              <w:t xml:space="preserve">Komponentendiagramm</w:t>
+              <w:t xml:space="preserve">Komponenten- und Abhängigkeitsdiagramm</w:t>
             </w:r>
           </w:p>
         </w:tc>
@@ -3400,6 +3400,281 @@
         </w:tc>
       </w:tr>
     </w:tbl>
+    <w:p>
+      <w:pPr>
+        <w:pStyle w:val="BodyText"/>
+      </w:pPr>
+      <w:r>
+        <w:rPr>
+          <w:b/>
+          <w:bCs/>
+          <w:lang w:val="de"/>
+        </w:rPr>
+        <w:t xml:space="preserve">Fünf davon liegen bereits vor</w:t>
+      </w:r>
+      <w:r>
+        <w:rPr>
+          <w:lang w:val="de"/>
+        </w:rPr>
+        <w:t xml:space="preserve"> </w:t>
+      </w:r>
+      <w:r>
+        <w:rPr>
+          <w:lang w:val="de"/>
+        </w:rPr>
+        <w:t xml:space="preserve">und sind in die Gesamtdokumentation eingebettet:</w:t>
+      </w:r>
+      <w:r>
+        <w:rPr>
+          <w:lang w:val="de"/>
+        </w:rPr>
+        <w:t xml:space="preserve"> </w:t>
+      </w:r>
+      <w:r>
+        <w:rPr>
+          <w:rStyle w:val="VerbatimChar"/>
+          <w:lang w:val="de"/>
+        </w:rPr>
+        <w:t xml:space="preserve">GKVTransmitter_Uebersicht</w:t>
+      </w:r>
+      <w:r>
+        <w:rPr>
+          <w:lang w:val="de"/>
+        </w:rPr>
+        <w:t xml:space="preserve">,</w:t>
+      </w:r>
+      <w:r>
+        <w:rPr>
+          <w:lang w:val="de"/>
+        </w:rPr>
+        <w:t xml:space="preserve"> </w:t>
+      </w:r>
+      <w:r>
+        <w:rPr>
+          <w:rStyle w:val="VerbatimChar"/>
+          <w:lang w:val="de"/>
+        </w:rPr>
+        <w:t xml:space="preserve">_Domaene</w:t>
+      </w:r>
+      <w:r>
+        <w:rPr>
+          <w:lang w:val="de"/>
+        </w:rPr>
+        <w:t xml:space="preserve">,</w:t>
+      </w:r>
+      <w:r>
+        <w:rPr>
+          <w:lang w:val="de"/>
+        </w:rPr>
+        <w:t xml:space="preserve"> </w:t>
+      </w:r>
+      <w:r>
+        <w:rPr>
+          <w:rStyle w:val="VerbatimChar"/>
+          <w:lang w:val="de"/>
+        </w:rPr>
+        <w:t xml:space="preserve">_DTA_und_Versand</w:t>
+      </w:r>
+      <w:r>
+        <w:rPr>
+          <w:lang w:val="de"/>
+        </w:rPr>
+        <w:t xml:space="preserve">,</w:t>
+      </w:r>
+      <w:r>
+        <w:rPr>
+          <w:lang w:val="de"/>
+        </w:rPr>
+        <w:t xml:space="preserve"> </w:t>
+      </w:r>
+      <w:r>
+        <w:rPr>
+          <w:rStyle w:val="VerbatimChar"/>
+          <w:lang w:val="de"/>
+        </w:rPr>
+        <w:t xml:space="preserve">_Praesentation_und_Persistenz</w:t>
+      </w:r>
+      <w:r>
+        <w:rPr>
+          <w:lang w:val="de"/>
+        </w:rPr>
+        <w:t xml:space="preserve">,</w:t>
+      </w:r>
+      <w:r>
+        <w:rPr>
+          <w:lang w:val="de"/>
+        </w:rPr>
+        <w:t xml:space="preserve"> </w:t>
+      </w:r>
+      <w:r>
+        <w:rPr>
+          <w:rStyle w:val="VerbatimChar"/>
+          <w:lang w:val="de"/>
+        </w:rPr>
+        <w:t xml:space="preserve">_Abhaengigkeiten</w:t>
+      </w:r>
+      <w:r>
+        <w:rPr>
+          <w:lang w:val="de"/>
+        </w:rPr>
+        <w:t xml:space="preserve"> </w:t>
+      </w:r>
+      <w:r>
+        <w:rPr>
+          <w:lang w:val="de"/>
+        </w:rPr>
+        <w:t xml:space="preserve">und</w:t>
+      </w:r>
+      <w:r>
+        <w:rPr>
+          <w:lang w:val="de"/>
+        </w:rPr>
+        <w:t xml:space="preserve"> </w:t>
+      </w:r>
+      <w:r>
+        <w:rPr>
+          <w:rStyle w:val="VerbatimChar"/>
+          <w:lang w:val="de"/>
+        </w:rPr>
+        <w:t xml:space="preserve">_Datenbank_ER</w:t>
+      </w:r>
+      <w:r>
+        <w:rPr>
+          <w:lang w:val="de"/>
+        </w:rPr>
+        <w:t xml:space="preserve">.</w:t>
+      </w:r>
+    </w:p>
+    <w:p>
+      <w:pPr>
+        <w:pStyle w:val="BodyText"/>
+      </w:pPr>
+      <w:r>
+        <w:rPr>
+          <w:lang w:val="de"/>
+        </w:rPr>
+        <w:t xml:space="preserve">Das ER-Diagramm ist</w:t>
+      </w:r>
+      <w:r>
+        <w:rPr>
+          <w:lang w:val="de"/>
+        </w:rPr>
+        <w:t xml:space="preserve"> </w:t>
+      </w:r>
+      <w:r>
+        <w:rPr>
+          <w:b/>
+          <w:bCs/>
+          <w:lang w:val="de"/>
+        </w:rPr>
+        <w:t xml:space="preserve">aus dem tatsächlichen Datenbankschema ausgelesen</w:t>
+      </w:r>
+      <w:r>
+        <w:rPr>
+          <w:lang w:val="de"/>
+        </w:rPr>
+        <w:t xml:space="preserve">, nicht</w:t>
+      </w:r>
+      <w:r>
+        <w:rPr>
+          <w:lang w:val="de"/>
+        </w:rPr>
+        <w:t xml:space="preserve"> </w:t>
+      </w:r>
+      <w:r>
+        <w:rPr>
+          <w:lang w:val="de"/>
+        </w:rPr>
+        <w:t xml:space="preserve">aus den Klassen abgeleitet. Der Unterschied ist keiner auf dem Papier: dabei kam</w:t>
+      </w:r>
+      <w:r>
+        <w:rPr>
+          <w:lang w:val="de"/>
+        </w:rPr>
+        <w:t xml:space="preserve"> </w:t>
+      </w:r>
+      <w:r>
+        <w:rPr>
+          <w:lang w:val="de"/>
+        </w:rPr>
+        <w:t xml:space="preserve">heraus, dass das Schema</w:t>
+      </w:r>
+      <w:r>
+        <w:rPr>
+          <w:lang w:val="de"/>
+        </w:rPr>
+        <w:t xml:space="preserve"> </w:t>
+      </w:r>
+      <w:r>
+        <w:rPr>
+          <w:b/>
+          <w:bCs/>
+          <w:lang w:val="de"/>
+        </w:rPr>
+        <w:t xml:space="preserve">keine Fremdschlüssel</w:t>
+      </w:r>
+      <w:r>
+        <w:rPr>
+          <w:lang w:val="de"/>
+        </w:rPr>
+        <w:t xml:space="preserve"> </w:t>
+      </w:r>
+      <w:r>
+        <w:rPr>
+          <w:lang w:val="de"/>
+        </w:rPr>
+        <w:t xml:space="preserve">enthält und dass</w:t>
+      </w:r>
+      <w:r>
+        <w:rPr>
+          <w:lang w:val="de"/>
+        </w:rPr>
+        <w:t xml:space="preserve"> </w:t>
+      </w:r>
+      <w:r>
+        <w:rPr>
+          <w:rStyle w:val="VerbatimChar"/>
+          <w:lang w:val="de"/>
+        </w:rPr>
+        <w:t xml:space="preserve">Person</w:t>
+      </w:r>
+      <w:r>
+        <w:rPr>
+          <w:lang w:val="de"/>
+        </w:rPr>
+        <w:t xml:space="preserve"> </w:t>
+      </w:r>
+      <w:r>
+        <w:rPr>
+          <w:lang w:val="de"/>
+        </w:rPr>
+        <w:t xml:space="preserve">als</w:t>
+      </w:r>
+      <w:r>
+        <w:rPr>
+          <w:lang w:val="de"/>
+        </w:rPr>
+        <w:t xml:space="preserve"> </w:t>
+      </w:r>
+      <w:r>
+        <w:rPr>
+          <w:lang w:val="de"/>
+        </w:rPr>
+        <w:t xml:space="preserve">Oberklasse ohne eigene Tabelle ihre Felder in zwei Tabellen dupliziert. Beides</w:t>
+      </w:r>
+      <w:r>
+        <w:rPr>
+          <w:lang w:val="de"/>
+        </w:rPr>
+        <w:t xml:space="preserve"> </w:t>
+      </w:r>
+      <w:r>
+        <w:rPr>
+          <w:lang w:val="de"/>
+        </w:rPr>
+        <w:t xml:space="preserve">steht so in keiner Klasse.</w:t>
+      </w:r>
+    </w:p>
     <w:p>
       <w:pPr>
         <w:pStyle w:val="BodyText"/>

--- a/GKVTransmitter/Information/Schulprojekt.docx
+++ b/GKVTransmitter/Information/Schulprojekt.docx
@@ -3410,19 +3410,31 @@
           <w:bCs/>
           <w:lang w:val="de"/>
         </w:rPr>
-        <w:t xml:space="preserve">Fünf davon liegen bereits vor</w:t>
-      </w:r>
-      <w:r>
-        <w:rPr>
-          <w:lang w:val="de"/>
-        </w:rPr>
-        <w:t xml:space="preserve"> </w:t>
-      </w:r>
-      <w:r>
-        <w:rPr>
-          <w:lang w:val="de"/>
-        </w:rPr>
-        <w:t xml:space="preserve">und sind in die Gesamtdokumentation eingebettet:</w:t>
+        <w:t xml:space="preserve">Sechs Bilder liegen bereits vor</w:t>
+      </w:r>
+      <w:r>
+        <w:rPr>
+          <w:lang w:val="de"/>
+        </w:rPr>
+        <w:t xml:space="preserve"> </w:t>
+      </w:r>
+      <w:r>
+        <w:rPr>
+          <w:lang w:val="de"/>
+        </w:rPr>
+        <w:t xml:space="preserve">und sind in die Gesamtdokumentation</w:t>
+      </w:r>
+      <w:r>
+        <w:rPr>
+          <w:lang w:val="de"/>
+        </w:rPr>
+        <w:t xml:space="preserve"> </w:t>
+      </w:r>
+      <w:r>
+        <w:rPr>
+          <w:lang w:val="de"/>
+        </w:rPr>
+        <w:t xml:space="preserve">eingebettet:</w:t>
       </w:r>
       <w:r>
         <w:rPr>
@@ -3543,6 +3555,55 @@
           <w:lang w:val="de"/>
         </w:rPr>
         <w:t xml:space="preserve">.</w:t>
+      </w:r>
+    </w:p>
+    <w:p>
+      <w:pPr>
+        <w:pStyle w:val="BodyText"/>
+      </w:pPr>
+      <w:r>
+        <w:rPr>
+          <w:lang w:val="de"/>
+        </w:rPr>
+        <w:t xml:space="preserve">Von den neun oben geforderten sind damit</w:t>
+      </w:r>
+      <w:r>
+        <w:rPr>
+          <w:lang w:val="de"/>
+        </w:rPr>
+        <w:t xml:space="preserve"> </w:t>
+      </w:r>
+      <w:r>
+        <w:rPr>
+          <w:b/>
+          <w:bCs/>
+          <w:lang w:val="de"/>
+        </w:rPr>
+        <w:t xml:space="preserve">drei erledigt</w:t>
+      </w:r>
+      <w:r>
+        <w:rPr>
+          <w:lang w:val="de"/>
+        </w:rPr>
+        <w:t xml:space="preserve"> </w:t>
+      </w:r>
+      <w:r>
+        <w:rPr>
+          <w:lang w:val="de"/>
+        </w:rPr>
+        <w:t xml:space="preserve">— die Teile 05, 06</w:t>
+      </w:r>
+      <w:r>
+        <w:rPr>
+          <w:lang w:val="de"/>
+        </w:rPr>
+        <w:t xml:space="preserve"> </w:t>
+      </w:r>
+      <w:r>
+        <w:rPr>
+          <w:lang w:val="de"/>
+        </w:rPr>
+        <w:t xml:space="preserve">und 07. Die übrigen sechs entstehen dort, wo sie gebraucht werden.</w:t>
       </w:r>
     </w:p>
     <w:p>

--- a/GKVTransmitter/Information/Schulprojekt.docx
+++ b/GKVTransmitter/Information/Schulprojekt.docx
@@ -4296,6 +4296,36 @@
           <w:rStyle w:val="VerbatimChar"/>
           <w:lang w:val="de"/>
         </w:rPr>
+        <w:t xml:space="preserve">├── erzeugen.sh                 erzeugt alle .docx</w:t>
+      </w:r>
+      <w:r>
+        <w:br/>
+      </w:r>
+      <w:r>
+        <w:rPr>
+          <w:rStyle w:val="VerbatimChar"/>
+          <w:lang w:val="de"/>
+        </w:rPr>
+        <w:t xml:space="preserve">├── 00-Vorlage.md               Muster für einen Teil</w:t>
+      </w:r>
+      <w:r>
+        <w:br/>
+      </w:r>
+      <w:r>
+        <w:rPr>
+          <w:rStyle w:val="VerbatimChar"/>
+          <w:lang w:val="de"/>
+        </w:rPr>
+        <w:t xml:space="preserve">├── 00-Gesamtdokumentation.md   zusammengefügt, abgeleitet</w:t>
+      </w:r>
+      <w:r>
+        <w:br/>
+      </w:r>
+      <w:r>
+        <w:rPr>
+          <w:rStyle w:val="VerbatimChar"/>
+          <w:lang w:val="de"/>
+        </w:rPr>
         <w:t xml:space="preserve">├── 01-Vision.md</w:t>
       </w:r>
       <w:r>
@@ -4347,31 +4377,159 @@
         <w:rPr>
           <w:lang w:val="de"/>
         </w:rPr>
-        <w:t xml:space="preserve">Am Ende lässt sich die Reihe zu einem Dokument zusammenfügen — die einzelnen</w:t>
-      </w:r>
-      <w:r>
-        <w:rPr>
-          <w:lang w:val="de"/>
-        </w:rPr>
-        <w:t xml:space="preserve"> </w:t>
-      </w:r>
-      <w:r>
-        <w:rPr>
-          <w:lang w:val="de"/>
-        </w:rPr>
-        <w:t xml:space="preserve">Teile bleiben trotzdem stehen, denn sie sind der Nachweis, dass der Weg</w:t>
-      </w:r>
-      <w:r>
-        <w:rPr>
-          <w:lang w:val="de"/>
-        </w:rPr>
-        <w:t xml:space="preserve"> </w:t>
-      </w:r>
-      <w:r>
-        <w:rPr>
-          <w:lang w:val="de"/>
-        </w:rPr>
-        <w:t xml:space="preserve">schrittweise gegangen wurde.</w:t>
+        <w:t xml:space="preserve">Erzeugt werden die Word-Fassungen mit einem Aufruf:</w:t>
+      </w:r>
+    </w:p>
+    <w:p>
+      <w:pPr>
+        <w:pStyle w:val="SourceCode"/>
+      </w:pPr>
+      <w:r>
+        <w:rPr>
+          <w:rStyle w:val="BuiltInTok"/>
+        </w:rPr>
+        <w:t xml:space="preserve">cd</w:t>
+      </w:r>
+      <w:r>
+        <w:rPr>
+          <w:rStyle w:val="NormalTok"/>
+        </w:rPr>
+        <w:t xml:space="preserve"> Information/dokumentation</w:t>
+      </w:r>
+      <w:r>
+        <w:br/>
+      </w:r>
+      <w:r>
+        <w:rPr>
+          <w:rStyle w:val="FunctionTok"/>
+        </w:rPr>
+        <w:t xml:space="preserve">bash</w:t>
+      </w:r>
+      <w:r>
+        <w:rPr>
+          <w:rStyle w:val="NormalTok"/>
+        </w:rPr>
+        <w:t xml:space="preserve"> erzeugen.sh</w:t>
+      </w:r>
+    </w:p>
+    <w:p>
+      <w:pPr>
+        <w:pStyle w:val="FirstParagraph"/>
+      </w:pPr>
+      <w:r>
+        <w:rPr>
+          <w:lang w:val="de"/>
+        </w:rPr>
+        <w:t xml:space="preserve">Daraus entstehen</w:t>
+      </w:r>
+      <w:r>
+        <w:rPr>
+          <w:lang w:val="de"/>
+        </w:rPr>
+        <w:t xml:space="preserve"> </w:t>
+      </w:r>
+      <w:r>
+        <w:rPr>
+          <w:b/>
+          <w:bCs/>
+          <w:lang w:val="de"/>
+        </w:rPr>
+        <w:t xml:space="preserve">je Teil eine</w:t>
+      </w:r>
+      <w:r>
+        <w:rPr>
+          <w:b/>
+          <w:bCs/>
+          <w:lang w:val="de"/>
+        </w:rPr>
+        <w:t xml:space="preserve"> </w:t>
+      </w:r>
+      <w:r>
+        <w:rPr>
+          <w:rStyle w:val="VerbatimChar"/>
+          <w:b/>
+          <w:bCs/>
+          <w:lang w:val="de"/>
+        </w:rPr>
+        <w:t xml:space="preserve">.docx</w:t>
+      </w:r>
+      <w:r>
+        <w:rPr>
+          <w:lang w:val="de"/>
+        </w:rPr>
+        <w:t xml:space="preserve"> </w:t>
+      </w:r>
+      <w:r>
+        <w:rPr>
+          <w:lang w:val="de"/>
+        </w:rPr>
+        <w:t xml:space="preserve">und zusätzlich</w:t>
+      </w:r>
+      <w:r>
+        <w:rPr>
+          <w:lang w:val="de"/>
+        </w:rPr>
+        <w:t xml:space="preserve"> </w:t>
+      </w:r>
+      <w:r>
+        <w:rPr>
+          <w:rStyle w:val="VerbatimChar"/>
+          <w:lang w:val="de"/>
+        </w:rPr>
+        <w:t xml:space="preserve">00-Gesamtdokumentation.docx</w:t>
+      </w:r>
+      <w:r>
+        <w:rPr>
+          <w:lang w:val="de"/>
+        </w:rPr>
+        <w:t xml:space="preserve">, in der alle Teile als Kapitel stehen — mit</w:t>
+      </w:r>
+      <w:r>
+        <w:rPr>
+          <w:lang w:val="de"/>
+        </w:rPr>
+        <w:t xml:space="preserve"> </w:t>
+      </w:r>
+      <w:r>
+        <w:rPr>
+          <w:lang w:val="de"/>
+        </w:rPr>
+        <w:t xml:space="preserve">Inhaltsverzeichnis. Die Markdown-Dateien sind die Quelle, die Word-Fassungen</w:t>
+      </w:r>
+      <w:r>
+        <w:rPr>
+          <w:lang w:val="de"/>
+        </w:rPr>
+        <w:t xml:space="preserve"> </w:t>
+      </w:r>
+      <w:r>
+        <w:rPr>
+          <w:lang w:val="de"/>
+        </w:rPr>
+        <w:t xml:space="preserve">sind abgeleitet und nicht von Hand zu bearbeiten.</w:t>
+      </w:r>
+    </w:p>
+    <w:p>
+      <w:pPr>
+        <w:pStyle w:val="BodyText"/>
+      </w:pPr>
+      <w:r>
+        <w:rPr>
+          <w:lang w:val="de"/>
+        </w:rPr>
+        <w:t xml:space="preserve">Die einzelnen Teile bleiben neben der Gesamtfassung stehen: sie sind der</w:t>
+      </w:r>
+      <w:r>
+        <w:rPr>
+          <w:lang w:val="de"/>
+        </w:rPr>
+        <w:t xml:space="preserve"> </w:t>
+      </w:r>
+      <w:r>
+        <w:rPr>
+          <w:lang w:val="de"/>
+        </w:rPr>
+        <w:t xml:space="preserve">Nachweis, dass der Weg schrittweise gegangen wurde.</w:t>
       </w:r>
     </w:p>
     <w:bookmarkEnd w:id="23"/>

--- a/GKVTransmitter/Information/Schulprojekt.docx
+++ b/GKVTransmitter/Information/Schulprojekt.docx
@@ -3083,7 +3083,7 @@
         <w:rPr>
           <w:lang w:val="de"/>
         </w:rPr>
-        <w:t xml:space="preserve">Neun Stück, verteilt über die Reihe — nicht am Ende in einem Schwung.</w:t>
+        <w:t xml:space="preserve">Elf Stück, verteilt über die Reihe — nicht am Ende in einem Schwung.</w:t>
       </w:r>
     </w:p>
     <w:tbl>
@@ -3140,6 +3140,66 @@
               <w:rPr>
                 <w:lang w:val="de"/>
               </w:rPr>
+              <w:t xml:space="preserve">Fachliches Übersichtsmodell (Entwurf)</w:t>
+            </w:r>
+          </w:p>
+        </w:tc>
+        <w:tc>
+          <w:tcPr/>
+          <w:p>
+            <w:pPr>
+              <w:pStyle w:val="Compact"/>
+            </w:pPr>
+            <w:r>
+              <w:rPr>
+                <w:lang w:val="de"/>
+              </w:rPr>
+              <w:t xml:space="preserve">01</w:t>
+            </w:r>
+          </w:p>
+        </w:tc>
+      </w:tr>
+      <w:tr>
+        <w:tc>
+          <w:tcPr/>
+          <w:p>
+            <w:pPr>
+              <w:pStyle w:val="Compact"/>
+            </w:pPr>
+            <w:r>
+              <w:rPr>
+                <w:lang w:val="de"/>
+              </w:rPr>
+              <w:t xml:space="preserve">Erstes Datenmodell (Entwurf)</w:t>
+            </w:r>
+          </w:p>
+        </w:tc>
+        <w:tc>
+          <w:tcPr/>
+          <w:p>
+            <w:pPr>
+              <w:pStyle w:val="Compact"/>
+            </w:pPr>
+            <w:r>
+              <w:rPr>
+                <w:lang w:val="de"/>
+              </w:rPr>
+              <w:t xml:space="preserve">01</w:t>
+            </w:r>
+          </w:p>
+        </w:tc>
+      </w:tr>
+      <w:tr>
+        <w:tc>
+          <w:tcPr/>
+          <w:p>
+            <w:pPr>
+              <w:pStyle w:val="Compact"/>
+            </w:pPr>
+            <w:r>
+              <w:rPr>
+                <w:lang w:val="de"/>
+              </w:rPr>
               <w:t xml:space="preserve">Komponenten- und Abhängigkeitsdiagramm</w:t>
             </w:r>
           </w:p>
@@ -3410,31 +3470,13 @@
           <w:bCs/>
           <w:lang w:val="de"/>
         </w:rPr>
-        <w:t xml:space="preserve">Sechs Bilder liegen bereits vor</w:t>
-      </w:r>
-      <w:r>
-        <w:rPr>
-          <w:lang w:val="de"/>
-        </w:rPr>
-        <w:t xml:space="preserve"> </w:t>
-      </w:r>
-      <w:r>
-        <w:rPr>
-          <w:lang w:val="de"/>
-        </w:rPr>
-        <w:t xml:space="preserve">und sind in die Gesamtdokumentation</w:t>
-      </w:r>
-      <w:r>
-        <w:rPr>
-          <w:lang w:val="de"/>
-        </w:rPr>
-        <w:t xml:space="preserve"> </w:t>
-      </w:r>
-      <w:r>
-        <w:rPr>
-          <w:lang w:val="de"/>
-        </w:rPr>
-        <w:t xml:space="preserve">eingebettet:</w:t>
+        <w:t xml:space="preserve">Acht Bilder liegen bereits vor</w:t>
+      </w:r>
+      <w:r>
+        <w:rPr>
+          <w:lang w:val="de"/>
+        </w:rPr>
+        <w:t xml:space="preserve">:</w:t>
       </w:r>
       <w:r>
         <w:rPr>
@@ -3447,7 +3489,57 @@
           <w:rStyle w:val="VerbatimChar"/>
           <w:lang w:val="de"/>
         </w:rPr>
-        <w:t xml:space="preserve">GKVTransmitter_Uebersicht</w:t>
+        <w:t xml:space="preserve">GKVTransmitter_Vision_Fachmodell</w:t>
+      </w:r>
+      <w:r>
+        <w:rPr>
+          <w:lang w:val="de"/>
+        </w:rPr>
+        <w:t xml:space="preserve"> </w:t>
+      </w:r>
+      <w:r>
+        <w:rPr>
+          <w:lang w:val="de"/>
+        </w:rPr>
+        <w:t xml:space="preserve">und</w:t>
+      </w:r>
+      <w:r>
+        <w:rPr>
+          <w:lang w:val="de"/>
+        </w:rPr>
+        <w:t xml:space="preserve"> </w:t>
+      </w:r>
+      <w:r>
+        <w:rPr>
+          <w:rStyle w:val="VerbatimChar"/>
+          <w:lang w:val="de"/>
+        </w:rPr>
+        <w:t xml:space="preserve">_Vision_ER</w:t>
+      </w:r>
+      <w:r>
+        <w:rPr>
+          <w:lang w:val="de"/>
+        </w:rPr>
+        <w:t xml:space="preserve"> </w:t>
+      </w:r>
+      <w:r>
+        <w:rPr>
+          <w:lang w:val="de"/>
+        </w:rPr>
+        <w:t xml:space="preserve">in Teil 01, dazu</w:t>
+      </w:r>
+      <w:r>
+        <w:rPr>
+          <w:lang w:val="de"/>
+        </w:rPr>
+        <w:t xml:space="preserve"> </w:t>
+      </w:r>
+      <w:r>
+        <w:rPr>
+          <w:rStyle w:val="VerbatimChar"/>
+          <w:lang w:val="de"/>
+        </w:rPr>
+        <w:t xml:space="preserve">_Uebersicht</w:t>
       </w:r>
       <w:r>
         <w:rPr>
@@ -3554,7 +3646,25 @@
         <w:rPr>
           <w:lang w:val="de"/>
         </w:rPr>
-        <w:t xml:space="preserve">.</w:t>
+        <w:t xml:space="preserve"> </w:t>
+      </w:r>
+      <w:r>
+        <w:rPr>
+          <w:lang w:val="de"/>
+        </w:rPr>
+        <w:t xml:space="preserve">in der</w:t>
+      </w:r>
+      <w:r>
+        <w:rPr>
+          <w:lang w:val="de"/>
+        </w:rPr>
+        <w:t xml:space="preserve"> </w:t>
+      </w:r>
+      <w:r>
+        <w:rPr>
+          <w:lang w:val="de"/>
+        </w:rPr>
+        <w:t xml:space="preserve">Gesamtdokumentation.</w:t>
       </w:r>
     </w:p>
     <w:p>
@@ -3565,7 +3675,7 @@
         <w:rPr>
           <w:lang w:val="de"/>
         </w:rPr>
-        <w:t xml:space="preserve">Von den neun oben geforderten sind damit</w:t>
+        <w:t xml:space="preserve">Von den elf Zeilen oben sind damit</w:t>
       </w:r>
       <w:r>
         <w:rPr>
@@ -3579,31 +3689,110 @@
           <w:bCs/>
           <w:lang w:val="de"/>
         </w:rPr>
-        <w:t xml:space="preserve">drei erledigt</w:t>
-      </w:r>
-      <w:r>
-        <w:rPr>
-          <w:lang w:val="de"/>
-        </w:rPr>
-        <w:t xml:space="preserve"> </w:t>
-      </w:r>
-      <w:r>
-        <w:rPr>
-          <w:lang w:val="de"/>
-        </w:rPr>
-        <w:t xml:space="preserve">— die Teile 05, 06</w:t>
-      </w:r>
-      <w:r>
-        <w:rPr>
-          <w:lang w:val="de"/>
-        </w:rPr>
-        <w:t xml:space="preserve"> </w:t>
-      </w:r>
-      <w:r>
-        <w:rPr>
-          <w:lang w:val="de"/>
-        </w:rPr>
-        <w:t xml:space="preserve">und 07. Die übrigen sechs entstehen dort, wo sie gebraucht werden.</w:t>
+        <w:t xml:space="preserve">fünf abgedeckt</w:t>
+      </w:r>
+      <w:r>
+        <w:rPr>
+          <w:lang w:val="de"/>
+        </w:rPr>
+        <w:t xml:space="preserve"> </w:t>
+      </w:r>
+      <w:r>
+        <w:rPr>
+          <w:lang w:val="de"/>
+        </w:rPr>
+        <w:t xml:space="preserve">— die Teile 01, 05, 06 und</w:t>
+      </w:r>
+      <w:r>
+        <w:rPr>
+          <w:lang w:val="de"/>
+        </w:rPr>
+        <w:t xml:space="preserve"> </w:t>
+      </w:r>
+      <w:r>
+        <w:rPr>
+          <w:lang w:val="de"/>
+        </w:rPr>
+        <w:t xml:space="preserve">07. Die übrigen sechs entstehen dort, wo sie gebraucht werden.</w:t>
+      </w:r>
+    </w:p>
+    <w:p>
+      <w:pPr>
+        <w:pStyle w:val="BodyText"/>
+      </w:pPr>
+      <w:r>
+        <w:rPr>
+          <w:lang w:val="de"/>
+        </w:rPr>
+        <w:t xml:space="preserve">Die beiden Bilder aus Teil 01 sind</w:t>
+      </w:r>
+      <w:r>
+        <w:rPr>
+          <w:lang w:val="de"/>
+        </w:rPr>
+        <w:t xml:space="preserve"> </w:t>
+      </w:r>
+      <w:r>
+        <w:rPr>
+          <w:b/>
+          <w:bCs/>
+          <w:lang w:val="de"/>
+        </w:rPr>
+        <w:t xml:space="preserve">absichtlich Entwürfe</w:t>
+      </w:r>
+      <w:r>
+        <w:rPr>
+          <w:lang w:val="de"/>
+        </w:rPr>
+        <w:t xml:space="preserve">. Sie zeigen die</w:t>
+      </w:r>
+      <w:r>
+        <w:rPr>
+          <w:lang w:val="de"/>
+        </w:rPr>
+        <w:t xml:space="preserve"> </w:t>
+      </w:r>
+      <w:r>
+        <w:rPr>
+          <w:lang w:val="de"/>
+        </w:rPr>
+        <w:t xml:space="preserve">Begriffe, bevor entschieden war, wie sie umgesetzt werden. Ihre späteren</w:t>
+      </w:r>
+      <w:r>
+        <w:rPr>
+          <w:lang w:val="de"/>
+        </w:rPr>
+        <w:t xml:space="preserve"> </w:t>
+      </w:r>
+      <w:r>
+        <w:rPr>
+          <w:lang w:val="de"/>
+        </w:rPr>
+        <w:t xml:space="preserve">Gegenstücke in den Teilen 06 und 07 weichen davon ab — und genau diese</w:t>
+      </w:r>
+      <w:r>
+        <w:rPr>
+          <w:lang w:val="de"/>
+        </w:rPr>
+        <w:t xml:space="preserve"> </w:t>
+      </w:r>
+      <w:r>
+        <w:rPr>
+          <w:lang w:val="de"/>
+        </w:rPr>
+        <w:t xml:space="preserve">Abweichung ist ein eigener Gegenstand der Dokumentation: sie zeigt, was sich</w:t>
+      </w:r>
+      <w:r>
+        <w:rPr>
+          <w:lang w:val="de"/>
+        </w:rPr>
+        <w:t xml:space="preserve"> </w:t>
+      </w:r>
+      <w:r>
+        <w:rPr>
+          <w:lang w:val="de"/>
+        </w:rPr>
+        <w:t xml:space="preserve">beim Bauen als anders herausgestellt hat.</w:t>
       </w:r>
     </w:p>
     <w:p>

--- a/GKVTransmitter/Information/Schulprojekt.docx
+++ b/GKVTransmitter/Information/Schulprojekt.docx
@@ -3083,7 +3083,7 @@
         <w:rPr>
           <w:lang w:val="de"/>
         </w:rPr>
-        <w:t xml:space="preserve">Elf Stück, verteilt über die Reihe — nicht am Ende in einem Schwung.</w:t>
+        <w:t xml:space="preserve">Zwölf Stück, verteilt über die Reihe — nicht am Ende in einem Schwung.</w:t>
       </w:r>
     </w:p>
     <w:tbl>
@@ -3140,7 +3140,7 @@
               <w:rPr>
                 <w:lang w:val="de"/>
               </w:rPr>
-              <w:t xml:space="preserve">Fachliches Übersichtsmodell (Entwurf)</w:t>
+              <w:t xml:space="preserve">Klassendiagramm-Ausschnitt: Nachrichtenerzeugung</w:t>
             </w:r>
           </w:p>
         </w:tc>
@@ -3170,7 +3170,7 @@
               <w:rPr>
                 <w:lang w:val="de"/>
               </w:rPr>
-              <w:t xml:space="preserve">Erstes Datenmodell (Entwurf)</w:t>
+              <w:t xml:space="preserve">Erstes Datenmodell, fachlich</w:t>
             </w:r>
           </w:p>
         </w:tc>
@@ -3260,7 +3260,37 @@
               <w:rPr>
                 <w:lang w:val="de"/>
               </w:rPr>
-              <w:t xml:space="preserve">ER-Diagramm</w:t>
+              <w:t xml:space="preserve">Fachliches Übersichtsmodell</w:t>
+            </w:r>
+          </w:p>
+        </w:tc>
+        <w:tc>
+          <w:tcPr/>
+          <w:p>
+            <w:pPr>
+              <w:pStyle w:val="Compact"/>
+            </w:pPr>
+            <w:r>
+              <w:rPr>
+                <w:lang w:val="de"/>
+              </w:rPr>
+              <w:t xml:space="preserve">06</w:t>
+            </w:r>
+          </w:p>
+        </w:tc>
+      </w:tr>
+      <w:tr>
+        <w:tc>
+          <w:tcPr/>
+          <w:p>
+            <w:pPr>
+              <w:pStyle w:val="Compact"/>
+            </w:pPr>
+            <w:r>
+              <w:rPr>
+                <w:lang w:val="de"/>
+              </w:rPr>
+              <w:t xml:space="preserve">ER-Diagramm aus dem echten Schema</w:t>
             </w:r>
           </w:p>
         </w:tc>
@@ -3470,13 +3500,19 @@
           <w:bCs/>
           <w:lang w:val="de"/>
         </w:rPr>
-        <w:t xml:space="preserve">Acht Bilder liegen bereits vor</w:t>
-      </w:r>
-      <w:r>
-        <w:rPr>
-          <w:lang w:val="de"/>
-        </w:rPr>
-        <w:t xml:space="preserve">:</w:t>
+        <w:t xml:space="preserve">Neun Bilder liegen bereits vor.</w:t>
+      </w:r>
+      <w:r>
+        <w:rPr>
+          <w:lang w:val="de"/>
+        </w:rPr>
+        <w:t xml:space="preserve"> </w:t>
+      </w:r>
+      <w:r>
+        <w:rPr>
+          <w:lang w:val="de"/>
+        </w:rPr>
+        <w:t xml:space="preserve">In Teil 01 eingebettet sind</w:t>
       </w:r>
       <w:r>
         <w:rPr>
@@ -3489,7 +3525,7 @@
           <w:rStyle w:val="VerbatimChar"/>
           <w:lang w:val="de"/>
         </w:rPr>
-        <w:t xml:space="preserve">GKVTransmitter_Vision_Fachmodell</w:t>
+        <w:t xml:space="preserve">GKVTransmitter_Vision_Nachrichtenerzeugung</w:t>
       </w:r>
       <w:r>
         <w:rPr>
@@ -3520,13 +3556,7 @@
         <w:rPr>
           <w:lang w:val="de"/>
         </w:rPr>
-        <w:t xml:space="preserve"> </w:t>
-      </w:r>
-      <w:r>
-        <w:rPr>
-          <w:lang w:val="de"/>
-        </w:rPr>
-        <w:t xml:space="preserve">in Teil 01, dazu</w:t>
+        <w:t xml:space="preserve">;</w:t>
       </w:r>
       <w:r>
         <w:rPr>
@@ -3539,6 +3569,43 @@
           <w:rStyle w:val="VerbatimChar"/>
           <w:lang w:val="de"/>
         </w:rPr>
+        <w:t xml:space="preserve">_Vision_Fachmodell</w:t>
+      </w:r>
+      <w:r>
+        <w:rPr>
+          <w:lang w:val="de"/>
+        </w:rPr>
+        <w:t xml:space="preserve"> </w:t>
+      </w:r>
+      <w:r>
+        <w:rPr>
+          <w:lang w:val="de"/>
+        </w:rPr>
+        <w:t xml:space="preserve">ist gezeichnet, gehört aber erst in Teil 06. In der</w:t>
+      </w:r>
+      <w:r>
+        <w:rPr>
+          <w:lang w:val="de"/>
+        </w:rPr>
+        <w:t xml:space="preserve"> </w:t>
+      </w:r>
+      <w:r>
+        <w:rPr>
+          <w:lang w:val="de"/>
+        </w:rPr>
+        <w:t xml:space="preserve">Gesamtdokumentation stehen</w:t>
+      </w:r>
+      <w:r>
+        <w:rPr>
+          <w:lang w:val="de"/>
+        </w:rPr>
+        <w:t xml:space="preserve"> </w:t>
+      </w:r>
+      <w:r>
+        <w:rPr>
+          <w:rStyle w:val="VerbatimChar"/>
+          <w:lang w:val="de"/>
+        </w:rPr>
         <w:t xml:space="preserve">_Uebersicht</w:t>
       </w:r>
       <w:r>
@@ -3646,25 +3713,7 @@
         <w:rPr>
           <w:lang w:val="de"/>
         </w:rPr>
-        <w:t xml:space="preserve"> </w:t>
-      </w:r>
-      <w:r>
-        <w:rPr>
-          <w:lang w:val="de"/>
-        </w:rPr>
-        <w:t xml:space="preserve">in der</w:t>
-      </w:r>
-      <w:r>
-        <w:rPr>
-          <w:lang w:val="de"/>
-        </w:rPr>
-        <w:t xml:space="preserve"> </w:t>
-      </w:r>
-      <w:r>
-        <w:rPr>
-          <w:lang w:val="de"/>
-        </w:rPr>
-        <w:t xml:space="preserve">Gesamtdokumentation.</w:t>
+        <w:t xml:space="preserve">.</w:t>
       </w:r>
     </w:p>
     <w:p>
@@ -3675,7 +3724,7 @@
         <w:rPr>
           <w:lang w:val="de"/>
         </w:rPr>
-        <w:t xml:space="preserve">Von den elf Zeilen oben sind damit</w:t>
+        <w:t xml:space="preserve">Von den zwölf Zeilen oben sind damit</w:t>
       </w:r>
       <w:r>
         <w:rPr>
@@ -3689,31 +3738,31 @@
           <w:bCs/>
           <w:lang w:val="de"/>
         </w:rPr>
-        <w:t xml:space="preserve">fünf abgedeckt</w:t>
-      </w:r>
-      <w:r>
-        <w:rPr>
-          <w:lang w:val="de"/>
-        </w:rPr>
-        <w:t xml:space="preserve"> </w:t>
-      </w:r>
-      <w:r>
-        <w:rPr>
-          <w:lang w:val="de"/>
-        </w:rPr>
-        <w:t xml:space="preserve">— die Teile 01, 05, 06 und</w:t>
-      </w:r>
-      <w:r>
-        <w:rPr>
-          <w:lang w:val="de"/>
-        </w:rPr>
-        <w:t xml:space="preserve"> </w:t>
-      </w:r>
-      <w:r>
-        <w:rPr>
-          <w:lang w:val="de"/>
-        </w:rPr>
-        <w:t xml:space="preserve">07. Die übrigen sechs entstehen dort, wo sie gebraucht werden.</w:t>
+        <w:t xml:space="preserve">sechs abgedeckt</w:t>
+      </w:r>
+      <w:r>
+        <w:rPr>
+          <w:lang w:val="de"/>
+        </w:rPr>
+        <w:t xml:space="preserve"> </w:t>
+      </w:r>
+      <w:r>
+        <w:rPr>
+          <w:lang w:val="de"/>
+        </w:rPr>
+        <w:t xml:space="preserve">— die Teile 01, 05, 06</w:t>
+      </w:r>
+      <w:r>
+        <w:rPr>
+          <w:lang w:val="de"/>
+        </w:rPr>
+        <w:t xml:space="preserve"> </w:t>
+      </w:r>
+      <w:r>
+        <w:rPr>
+          <w:lang w:val="de"/>
+        </w:rPr>
+        <w:t xml:space="preserve">und 07. Die übrigen sechs entstehen dort, wo sie gebraucht werden.</w:t>
       </w:r>
     </w:p>
     <w:p>
@@ -3722,77 +3771,118 @@
       </w:pPr>
       <w:r>
         <w:rPr>
-          <w:lang w:val="de"/>
-        </w:rPr>
-        <w:t xml:space="preserve">Die beiden Bilder aus Teil 01 sind</w:t>
-      </w:r>
-      <w:r>
-        <w:rPr>
-          <w:lang w:val="de"/>
-        </w:rPr>
-        <w:t xml:space="preserve"> </w:t>
-      </w:r>
-      <w:r>
-        <w:rPr>
           <w:b/>
           <w:bCs/>
           <w:lang w:val="de"/>
         </w:rPr>
-        <w:t xml:space="preserve">absichtlich Entwürfe</w:t>
-      </w:r>
-      <w:r>
-        <w:rPr>
-          <w:lang w:val="de"/>
-        </w:rPr>
-        <w:t xml:space="preserve">. Sie zeigen die</w:t>
-      </w:r>
-      <w:r>
-        <w:rPr>
-          <w:lang w:val="de"/>
-        </w:rPr>
-        <w:t xml:space="preserve"> </w:t>
-      </w:r>
-      <w:r>
-        <w:rPr>
-          <w:lang w:val="de"/>
-        </w:rPr>
-        <w:t xml:space="preserve">Begriffe, bevor entschieden war, wie sie umgesetzt werden. Ihre späteren</w:t>
-      </w:r>
-      <w:r>
-        <w:rPr>
-          <w:lang w:val="de"/>
-        </w:rPr>
-        <w:t xml:space="preserve"> </w:t>
-      </w:r>
-      <w:r>
-        <w:rPr>
-          <w:lang w:val="de"/>
-        </w:rPr>
-        <w:t xml:space="preserve">Gegenstücke in den Teilen 06 und 07 weichen davon ab — und genau diese</w:t>
-      </w:r>
-      <w:r>
-        <w:rPr>
-          <w:lang w:val="de"/>
-        </w:rPr>
-        <w:t xml:space="preserve"> </w:t>
-      </w:r>
-      <w:r>
-        <w:rPr>
-          <w:lang w:val="de"/>
-        </w:rPr>
-        <w:t xml:space="preserve">Abweichung ist ein eigener Gegenstand der Dokumentation: sie zeigt, was sich</w:t>
-      </w:r>
-      <w:r>
-        <w:rPr>
-          <w:lang w:val="de"/>
-        </w:rPr>
-        <w:t xml:space="preserve"> </w:t>
-      </w:r>
-      <w:r>
-        <w:rPr>
-          <w:lang w:val="de"/>
-        </w:rPr>
-        <w:t xml:space="preserve">beim Bauen als anders herausgestellt hat.</w:t>
+        <w:t xml:space="preserve">Teil 01 zeigt bewusst nicht alles.</w:t>
+      </w:r>
+      <w:r>
+        <w:rPr>
+          <w:lang w:val="de"/>
+        </w:rPr>
+        <w:t xml:space="preserve"> </w:t>
+      </w:r>
+      <w:r>
+        <w:rPr>
+          <w:lang w:val="de"/>
+        </w:rPr>
+        <w:t xml:space="preserve">Das Klassenbild dort ist ein Ausschnitt</w:t>
+      </w:r>
+      <w:r>
+        <w:rPr>
+          <w:lang w:val="de"/>
+        </w:rPr>
+        <w:t xml:space="preserve"> </w:t>
+      </w:r>
+      <w:r>
+        <w:rPr>
+          <w:lang w:val="de"/>
+        </w:rPr>
+        <w:t xml:space="preserve">von elf Klassen aus einem Bereich — genug, um darüber zu reden, zu wenig, um zu</w:t>
+      </w:r>
+      <w:r>
+        <w:rPr>
+          <w:lang w:val="de"/>
+        </w:rPr>
+        <w:t xml:space="preserve"> </w:t>
+      </w:r>
+      <w:r>
+        <w:rPr>
+          <w:lang w:val="de"/>
+        </w:rPr>
+        <w:t xml:space="preserve">erschlagen. Ein Gesamtbild aller Klassen wäre an dieser Stelle weder besprechbar</w:t>
+      </w:r>
+      <w:r>
+        <w:rPr>
+          <w:lang w:val="de"/>
+        </w:rPr>
+        <w:t xml:space="preserve"> </w:t>
+      </w:r>
+      <w:r>
+        <w:rPr>
+          <w:lang w:val="de"/>
+        </w:rPr>
+        <w:t xml:space="preserve">noch zu verantworten; es folgt in Teil 06.</w:t>
+      </w:r>
+    </w:p>
+    <w:p>
+      <w:pPr>
+        <w:pStyle w:val="BodyText"/>
+      </w:pPr>
+      <w:r>
+        <w:rPr>
+          <w:lang w:val="de"/>
+        </w:rPr>
+        <w:t xml:space="preserve">Das Datenmodell in Teil 01 ist dagegen vollständig, aber fachlich: die Schlüssel</w:t>
+      </w:r>
+      <w:r>
+        <w:rPr>
+          <w:lang w:val="de"/>
+        </w:rPr>
+        <w:t xml:space="preserve"> </w:t>
+      </w:r>
+      <w:r>
+        <w:rPr>
+          <w:lang w:val="de"/>
+        </w:rPr>
+        <w:t xml:space="preserve">sind Gedanken, keine Spalten. Ein Datenmodell verträgt diese Breite, ein</w:t>
+      </w:r>
+      <w:r>
+        <w:rPr>
+          <w:lang w:val="de"/>
+        </w:rPr>
+        <w:t xml:space="preserve"> </w:t>
+      </w:r>
+      <w:r>
+        <w:rPr>
+          <w:lang w:val="de"/>
+        </w:rPr>
+        <w:t xml:space="preserve">Klassenbild nicht. Wo es vom späteren Schema abweicht, ist das ein eigener</w:t>
+      </w:r>
+      <w:r>
+        <w:rPr>
+          <w:lang w:val="de"/>
+        </w:rPr>
+        <w:t xml:space="preserve"> </w:t>
+      </w:r>
+      <w:r>
+        <w:rPr>
+          <w:lang w:val="de"/>
+        </w:rPr>
+        <w:t xml:space="preserve">Gegenstand der Dokumentation — die Abweichung zeigt, was sich beim Bauen als</w:t>
+      </w:r>
+      <w:r>
+        <w:rPr>
+          <w:lang w:val="de"/>
+        </w:rPr>
+        <w:t xml:space="preserve"> </w:t>
+      </w:r>
+      <w:r>
+        <w:rPr>
+          <w:lang w:val="de"/>
+        </w:rPr>
+        <w:t xml:space="preserve">anders herausgestellt hat.</w:t>
       </w:r>
     </w:p>
     <w:p>
